--- a/docs/ПОЛЬЗОВАТЕЛЬСКОЕ-СОГЛАШЕНИЕ.docx
+++ b/docs/ПОЛЬЗОВАТЕЛЬСКОЕ-СОГЛАШЕНИЕ.docx
@@ -1476,7 +1476,7 @@
           <w:sz w:val="22"/>
           <w:szCs w:val="22"/>
         </w:rPr>
-        <w:t xml:space="preserve">info@atameken.club</w:t>
+        <w:t xml:space="preserve">atameken.club.kz@gmail.com</w:t>
       </w:r>
       <w:r>
         <w:rPr>
@@ -5478,7 +5478,7 @@
           <w:sz w:val="22"/>
           <w:szCs w:val="22"/>
         </w:rPr>
-        <w:t xml:space="preserve">info@atameken.club</w:t>
+        <w:t xml:space="preserve">atameken.club.kz@gmail.com</w:t>
       </w:r>
       <w:r>
         <w:rPr>
@@ -7106,7 +7106,7 @@
           <w:sz w:val="22"/>
           <w:szCs w:val="22"/>
         </w:rPr>
-        <w:t xml:space="preserve">info@atameken.club</w:t>
+        <w:t xml:space="preserve">atameken.club.kz@gmail.com</w:t>
       </w:r>
       <w:r>
         <w:rPr>
@@ -7257,7 +7257,7 @@
           <w:sz w:val="22"/>
           <w:szCs w:val="22"/>
         </w:rPr>
-        <w:t xml:space="preserve">info@atameken.club</w:t>
+        <w:t xml:space="preserve">atameken.club.kz@gmail.com</w:t>
       </w:r>
       <w:r>
         <w:rPr>
@@ -8040,7 +8040,7 @@
           <w:sz w:val="22"/>
           <w:szCs w:val="22"/>
         </w:rPr>
-        <w:t xml:space="preserve">info@atameken.club</w:t>
+        <w:t xml:space="preserve">atameken.club.kz@gmail.com</w:t>
       </w:r>
       <w:r>
         <w:rPr>
@@ -8301,7 +8301,7 @@
           <w:sz w:val="22"/>
           <w:szCs w:val="22"/>
         </w:rPr>
-        <w:t xml:space="preserve">info@atameken.club</w:t>
+        <w:t xml:space="preserve">atameken.club.kz@gmail.com</w:t>
       </w:r>
       <w:r>
         <w:rPr>
@@ -9264,7 +9264,7 @@
                 <w:sz w:val="22"/>
                 <w:szCs w:val="22"/>
               </w:rPr>
-              <w:t xml:space="preserve">info@atameken.club</w:t>
+              <w:t xml:space="preserve">atameken.club.kz@gmail.com</w:t>
             </w:r>
           </w:p>
         </w:tc>
@@ -9311,7 +9311,7 @@
                 <w:sz w:val="22"/>
                 <w:szCs w:val="22"/>
               </w:rPr>
-              <w:t xml:space="preserve">support@atameken.club</w:t>
+              <w:t xml:space="preserve">atameken.club.kz@gmail.com</w:t>
             </w:r>
           </w:p>
         </w:tc>
